--- a/data/CP2602_plinazolin_evaluation/CP2602_plinazolin_evaluation.docx
+++ b/data/CP2602_plinazolin_evaluation/CP2602_plinazolin_evaluation.docx
@@ -282,7 +282,13 @@
     </w:p>
     <w:p>
       <w:r>
-        <w:t>The total trial area is 36 rows wide by 125 ft. long</w:t>
+        <w:t xml:space="preserve">The total trial area is </w:t>
+      </w:r>
+      <w:r>
+        <w:t>2</w:t>
+      </w:r>
+      <w:r>
+        <w:t>6 rows wide by 125 ft. long</w:t>
       </w:r>
     </w:p>
     <w:p/>
@@ -475,6 +481,9 @@
     </w:p>
     <w:p/>
     <w:p>
+      <w:pPr>
+        <w:ind w:left="-720"/>
+      </w:pPr>
       <w:r>
         <w:lastRenderedPageBreak/>
         <w:t xml:space="preserve"> </w:t>
@@ -484,10 +493,10 @@
           <w:noProof/>
         </w:rPr>
         <w:drawing>
-          <wp:inline distT="0" distB="0" distL="0" distR="0" wp14:anchorId="41CA88C1" wp14:editId="324FF58D">
-            <wp:extent cx="4481384" cy="2987589"/>
-            <wp:effectExtent l="0" t="0" r="1905" b="0"/>
-            <wp:docPr id="1245009225" name="Picture 2" descr="A graph with different colored squares&#10;&#10;AI-generated content may be incorrect."/>
+          <wp:inline distT="0" distB="0" distL="0" distR="0" wp14:anchorId="3D09A1BF" wp14:editId="1286FAC2">
+            <wp:extent cx="6797040" cy="4531360"/>
+            <wp:effectExtent l="0" t="0" r="0" b="2540"/>
+            <wp:docPr id="1873203785" name="Picture 3" descr="A chart with different colored squares&#10;&#10;AI-generated content may be incorrect."/>
             <wp:cNvGraphicFramePr>
               <a:graphicFrameLocks xmlns:a="http://schemas.openxmlformats.org/drawingml/2006/main" noChangeAspect="1"/>
             </wp:cNvGraphicFramePr>
@@ -495,7 +504,7 @@
               <a:graphicData uri="http://schemas.openxmlformats.org/drawingml/2006/picture">
                 <pic:pic xmlns:pic="http://schemas.openxmlformats.org/drawingml/2006/picture">
                   <pic:nvPicPr>
-                    <pic:cNvPr id="1245009225" name="Picture 2" descr="A graph with different colored squares&#10;&#10;AI-generated content may be incorrect."/>
+                    <pic:cNvPr id="1873203785" name="Picture 3" descr="A chart with different colored squares&#10;&#10;AI-generated content may be incorrect."/>
                     <pic:cNvPicPr/>
                   </pic:nvPicPr>
                   <pic:blipFill>
@@ -513,7 +522,7 @@
                   <pic:spPr>
                     <a:xfrm>
                       <a:off x="0" y="0"/>
-                      <a:ext cx="4515113" cy="3010075"/>
+                      <a:ext cx="6797040" cy="4531360"/>
                     </a:xfrm>
                     <a:prstGeom prst="rect">
                       <a:avLst/>
@@ -524,6 +533,23 @@
             </a:graphic>
           </wp:inline>
         </w:drawing>
+      </w:r>
+    </w:p>
+    <w:p>
+      <w:r>
+        <w:t xml:space="preserve">Fig. 1 – Field layout. Note: </w:t>
+      </w:r>
+      <w:r>
+        <w:t xml:space="preserve">The </w:t>
+      </w:r>
+      <w:r>
+        <w:t>alle</w:t>
+      </w:r>
+      <w:r>
+        <w:t>y</w:t>
+      </w:r>
+      <w:r>
+        <w:t>s separating ranges are not shown. Figure not to scale.</w:t>
       </w:r>
     </w:p>
     <w:p/>
@@ -1603,6 +1629,7 @@
   <w:style w:type="character" w:default="1" w:styleId="DefaultParagraphFont">
     <w:name w:val="Default Paragraph Font"/>
     <w:uiPriority w:val="1"/>
+    <w:semiHidden/>
     <w:unhideWhenUsed/>
   </w:style>
   <w:style w:type="table" w:default="1" w:styleId="TableNormal">
